--- a/products-storage/10-avans-usloviya-i-pribyl/03-razbor-chetyrekh-usloviy-avansa.docx
+++ b/products-storage/10-avans-usloviya-i-pribyl/03-razbor-chetyrekh-usloviy-avansa.docx
@@ -86,7 +86,7 @@
                 <w:sz w:val="24"/>
                 <w:szCs w:val="24"/>
               </w:rPr>
-              <w:t xml:space="preserve">Это расчётный и переговорный инструмент, а не юридическая консультация и не гарантия того, что условия аванса удастся изменить. Генподрядчик вправе не согласиться ни на один пункт. Комплект даёт аргумент и цифру, а не рычаг.</w:t>
+              <w:t xml:space="preserve">Это расчётный и переговорный инструмент, а не юридическая консультация и не гарантия того, что условия аванса удастся изменить или что возвращать аванс не придётся. Генподрядчик вправе не согласиться ни на один пункт. Комплект даёт аргумент и цифру, а не рычаг.</w:t>
             </w:r>
           </w:p>
           <w:p>
@@ -99,7 +99,7 @@
                 <w:sz w:val="24"/>
                 <w:szCs w:val="24"/>
               </w:rPr>
-              <w:t xml:space="preserve">Он рассчитан на типовую ситуацию: договор субподряда обсуждается либо уже подписан, работы идут или ещё не начаты, спора о выполненных объёмах и качестве нет. Шаблоны не вычитаны юристом.</w:t>
+              <w:t xml:space="preserve">Он рассчитан на две ситуации. Первая: договор субподряда обсуждается либо уже подписан, работы идут или ещё не начаты, спора нет — работают файлы про условия аванса. Вторая: договор расторгнут или расторгается и от вас требуют вернуть неотработанный аванс — работают файлы про расчёт отработанной части, ответ на требование и порядок действий. Шаблоны не вычитаны юристом.</w:t>
             </w:r>
           </w:p>
           <w:p>
@@ -112,7 +112,7 @@
                 <w:sz w:val="24"/>
                 <w:szCs w:val="24"/>
               </w:rPr>
-              <w:t xml:space="preserve">Сюда не применять: возврат неотработанного аванса при расторжении договора; ситуацию, когда генподрядчик требует аванс обратно или заявляет зачёт; случай, когда в картотеке арбитражных дел появилось дело о банкротстве генподрядчика; налоговые последствия аванса — НДС с полученного аванса и момент признания дохода. Это не расчёт, а спор или учёт: типовой текст создаёт там ложную уверенность. Обращайтесь к юристу или к бухгалтеру до подписания и до отправки.</w:t>
+              <w:t xml:space="preserve">Граница проходит по стадии, а не по теме. Пока идёт переписка и считается сальдо — этими файлами пользоваться можно и нужно. Как только подан иск, заявлено встречное требование в суде, предъявлено требование по банковской гарантии либо в картотеке арбитражных дел появилось дело о банкротстве генподрядчика — останавливайтесь и идите к юристу: дальше решает оценка доказательств, а не расчёт. Налоговые последствия аванса — НДС с полученного аванса, момент признания дохода, корректировка при возврате — вопрос к бухгалтеру, в комплекте их нет.</w:t>
             </w:r>
           </w:p>
           <w:p>
